--- a/klagomål/S 1160-2024 FSC-klagomål.docx
+++ b/klagomål/S 1160-2024 FSC-klagomål.docx
@@ -2166,7 +2166,7 @@
     <w:r>
       <w:tab/>
       <w:tab/>
-      <w:t>2026-09-14</w:t>
+      <w:t>2026-09-15</w:t>
       <w:br/>
       <w:br/>
     </w:r>

--- a/klagomål/S 1160-2024 FSC-klagomål.docx
+++ b/klagomål/S 1160-2024 FSC-klagomål.docx
@@ -2166,7 +2166,7 @@
     <w:r>
       <w:tab/>
       <w:tab/>
-      <w:t>2026-09-15</w:t>
+      <w:t>2026-09-16</w:t>
       <w:br/>
       <w:br/>
     </w:r>

--- a/klagomål/S 1160-2024 FSC-klagomål.docx
+++ b/klagomål/S 1160-2024 FSC-klagomål.docx
@@ -2166,7 +2166,7 @@
     <w:r>
       <w:tab/>
       <w:tab/>
-      <w:t>2026-09-16</w:t>
+      <w:t>2026-09-17</w:t>
       <w:br/>
       <w:br/>
     </w:r>

--- a/klagomål/S 1160-2024 FSC-klagomål.docx
+++ b/klagomål/S 1160-2024 FSC-klagomål.docx
@@ -2166,7 +2166,7 @@
     <w:r>
       <w:tab/>
       <w:tab/>
-      <w:t>2026-09-17</w:t>
+      <w:t>2026-09-18</w:t>
       <w:br/>
       <w:br/>
     </w:r>

--- a/klagomål/S 1160-2024 FSC-klagomål.docx
+++ b/klagomål/S 1160-2024 FSC-klagomål.docx
@@ -2166,7 +2166,7 @@
     <w:r>
       <w:tab/>
       <w:tab/>
-      <w:t>2026-09-18</w:t>
+      <w:t>2026-09-19</w:t>
       <w:br/>
       <w:br/>
     </w:r>

--- a/klagomål/S 1160-2024 FSC-klagomål.docx
+++ b/klagomål/S 1160-2024 FSC-klagomål.docx
@@ -178,7 +178,7 @@
       <w:r>
         <w:drawing>
           <wp:inline xmlns:a="http://schemas.openxmlformats.org/drawingml/2006/main" xmlns:pic="http://schemas.openxmlformats.org/drawingml/2006/picture">
-            <wp:extent cx="5037248" cy="5724000"/>
+            <wp:extent cx="5023488" cy="5724000"/>
             <wp:docPr id="1" name="Picture 1"/>
             <wp:cNvGraphicFramePr>
               <a:graphicFrameLocks noChangeAspect="1"/>
@@ -199,7 +199,7 @@
                   <pic:spPr>
                     <a:xfrm>
                       <a:off x="0" y="0"/>
-                      <a:ext cx="5037248" cy="5724000"/>
+                      <a:ext cx="5023488" cy="5724000"/>
                     </a:xfrm>
                     <a:prstGeom prst="rect"/>
                   </pic:spPr>
@@ -221,7 +221,7 @@
     </w:p>
     <w:p>
       <w:r>
-        <w:t>I och inom 25 meter från samrådsanmälan finns fynd av 43 naturvårdsarter, varav 23 är rödlistade, 12 är fridlysta, 22 är typiska (T) och 11 är signalarter (S): garnlav (VU, T), skrovlig taggsvamp (VU), blå taggsvamp (NT, T), dofttaggsvamp (NT, T), dropptaggsvamp (NT, T), enkelbeckasin (NT, §4), fjällig taggsvamp s.str. (NT), kandelabersvamp (NT, T), kattfotslav (NT, T), kortskaftad ärgspik (NT), motaggsvamp (NT, T), orange taggsvamp (NT, T), Phellodon aquiloniniger (NT), reliktbock (NT, T), skarp dropptaggsvamp (NT), svartvit taggsvamp (NT), tallticka (NT, T), talltita (NT, §4), tjockfotad fingersvamp (NT), ullticka (NT, T), vedskivlav (NT, T), vintertagging (NT), vitplätt (NT), björksplintborre (S), blomkålssvamp (S), blåmossa (S, T), bronshjon (S, T), granbarkgnagare (S, T), grovticka (S, T), grön sköldmossa (S, T, §8), grönpyrola (S, T), mindre märgborre (S, T), rödgul trumpetsvamp (S), vedticka (S, T), spillkråka (T, §4), tjäder (T, §4), fiskgjuse (§4), havsörn (§4), kungsfågel (§4), huggorm (§6), kopparödla (§6), fläcknycklar (§8) och revlummer (§9). Se Figur 1.</w:t>
+        <w:t>I och inom 25 meter från samrådsanmälan finns fynd av 46 naturvårdsarter, varav 23 är rödlistade, 12 är fridlysta, 25 är typiska (T) och 13 är signalarter (S): garnlav (VU, T), skrovlig taggsvamp (VU), blå taggsvamp (NT, T), dofttaggsvamp (NT, T), dropptaggsvamp (NT, T), enkelbeckasin (NT, §4), fjällig taggsvamp s.str. (NT), kandelabersvamp (NT, T), kattfotslav (NT, T), kortskaftad ärgspik (NT), motaggsvamp (NT, T), orange taggsvamp (NT, T), Phellodon aquiloniniger (NT), reliktbock (NT, T), skarp dropptaggsvamp (NT), svartvit taggsvamp (NT), tallticka (NT, T), talltita (NT, §4), tjockfotad fingersvamp (NT), ullticka (NT, T), vedskivlav (NT, T), vintertagging (NT), vitplätt (NT), björksplintborre (S), blomkålssvamp (S), blåmossa (S, T), bronshjon (S, T), flagellkvastmossa (S, T), granbarkgnagare (S, T), grovticka (S, T), grön sköldmossa (S, T, §8), grönpyrola (S, T), mindre märgborre (S, T), rödgul trumpetsvamp (S), skogshakmossa (S, T), vedticka (S, T), linnea (T), spillkråka (T, §4), tjäder (T, §4), fiskgjuse (§4), havsörn (§4), kungsfågel (§4), huggorm (§6), kopparödla (§6), fläcknycklar (§8) och revlummer (§9). Se Figur 1.</w:t>
       </w:r>
     </w:p>
     <w:p>
@@ -752,6 +752,35 @@
         <w:rPr>
           <w:b/>
         </w:rPr>
+        <w:t>Flagellkvastmossa</w:t>
+      </w:r>
+      <w:r>
+        <w:t xml:space="preserve"> förekommer framför allt i tallsumpskog, men finns även i relativt torra gran- och tallskogar. Den signalerar överallt skogsmiljöer med höga naturvärden och indikerar biotoper med rik och kontinuerlig förekomst av död ved i olika nedbrytningsstadier eller barlagd torvjord. Flagellkvastmossa är typisk art för </w:t>
+      </w:r>
+      <w:r>
+        <w:rPr>
+          <w:i/>
+        </w:rPr>
+        <w:t xml:space="preserve">9010 Taiga </w:t>
+      </w:r>
+      <w:r>
+        <w:t>och</w:t>
+      </w:r>
+      <w:r>
+        <w:rPr>
+          <w:i/>
+        </w:rPr>
+        <w:t xml:space="preserve"> 9740 Skogsbevuxen myr </w:t>
+      </w:r>
+      <w:r>
+        <w:t>(SLU Artdatabanken, 2024; Nitare &amp; Skogsstyrelsen, 2019).</w:t>
+      </w:r>
+    </w:p>
+    <w:p>
+      <w:r>
+        <w:rPr>
+          <w:b/>
+        </w:rPr>
         <w:t xml:space="preserve">Granbarkgnagare </w:t>
       </w:r>
       <w:r>
@@ -890,6 +919,35 @@
         <w:rPr>
           <w:b/>
         </w:rPr>
+        <w:t>Skogshakmossa</w:t>
+      </w:r>
+      <w:r>
+        <w:t xml:space="preserve"> indikerar lokaler som ofta har en artrik mossflora som kräver jämn och hög markfuktighet, till exempel olika sumpskogar med höga naturvärden. Högst signalvärde har arten i södra och mellersta Sverige. Skogshakmossa är typisk art för </w:t>
+      </w:r>
+      <w:r>
+        <w:rPr>
+          <w:i/>
+        </w:rPr>
+        <w:t xml:space="preserve">9010 Taiga, 9050 Näringsrik granskog, 9080 Lövsumpskog </w:t>
+      </w:r>
+      <w:r>
+        <w:t xml:space="preserve">och </w:t>
+      </w:r>
+      <w:r>
+        <w:rPr>
+          <w:i/>
+        </w:rPr>
+        <w:t xml:space="preserve">9750 Svämlövskog </w:t>
+      </w:r>
+      <w:r>
+        <w:t>(Nitare &amp; Skogsstyrelsen, 2019; SLU Artdatabanken, 2025).</w:t>
+      </w:r>
+    </w:p>
+    <w:p>
+      <w:r>
+        <w:rPr>
+          <w:b/>
+        </w:rPr>
         <w:t xml:space="preserve">Vedticka </w:t>
       </w:r>
       <w:r>
@@ -903,6 +961,26 @@
       </w:r>
       <w:r>
         <w:t>(Nitare &amp; Skogsstyrelsen, 2019; SLU Artdatabanken, 2025).</w:t>
+      </w:r>
+    </w:p>
+    <w:p>
+      <w:r>
+        <w:rPr>
+          <w:b/>
+        </w:rPr>
+        <w:t xml:space="preserve">Linnea </w:t>
+      </w:r>
+      <w:r>
+        <w:t xml:space="preserve">är typisk art för </w:t>
+      </w:r>
+      <w:r>
+        <w:rPr>
+          <w:i/>
+        </w:rPr>
+        <w:t>9010 Taiga</w:t>
+      </w:r>
+      <w:r>
+        <w:t>. På linnea kan man hitta sporsäcksvampen linnealudd (SLU Artdatabanken, 2025).</w:t>
       </w:r>
     </w:p>
     <w:p>
@@ -1099,7 +1177,7 @@
         <w:rPr>
           <w:i/>
         </w:rPr>
-        <w:t>I det samrådsanmälda skogsområdet har 34 rödlistade arter och signalarter påträffats. Detta ska jämföras med Skogsstyrelsens uppföljning 2017 av nyckelbiotoper som visade att man i genomsnitt hittar 20,6 olika rödlistade arter och signalarter i en nyckelbiotop (Wijk, S. 2017. Biologisk mångfald i nyckelbiotoper – Resultat från inventeringen “Uppföljning biologisk mångfald” 2009–2015. Rapport 4/2017 Skogsstyrelsen, Jönköping).</w:t>
+        <w:t>I det samrådsanmälda skogsområdet har 36 rödlistade arter och signalarter påträffats. Detta ska jämföras med Skogsstyrelsens uppföljning 2017 av nyckelbiotoper som visade att man i genomsnitt hittar 20,6 olika rödlistade arter och signalarter i en nyckelbiotop (Wijk, S. 2017. Biologisk mångfald i nyckelbiotoper – Resultat från inventeringen “Uppföljning biologisk mångfald” 2009–2015. Rapport 4/2017 Skogsstyrelsen, Jönköping).</w:t>
       </w:r>
     </w:p>
     <w:p>
@@ -1128,7 +1206,7 @@
         <w:rPr>
           <w:i/>
         </w:rPr>
-        <w:t>I det samrådsanmälda skogsområdet har 43 naturvårdsarter varav 23 rödlistade arter sina livsmiljöer och växtplatser.</w:t>
+        <w:t>I det samrådsanmälda skogsområdet har 46 naturvårdsarter varav 23 rödlistade arter sina livsmiljöer och växtplatser.</w:t>
       </w:r>
     </w:p>
     <w:p>
@@ -2166,7 +2244,7 @@
     <w:r>
       <w:tab/>
       <w:tab/>
-      <w:t>2026-09-19</w:t>
+      <w:t>2026-09-21</w:t>
       <w:br/>
       <w:br/>
     </w:r>

--- a/klagomål/S 1160-2024 FSC-klagomål.docx
+++ b/klagomål/S 1160-2024 FSC-klagomål.docx
@@ -178,7 +178,7 @@
       <w:r>
         <w:drawing>
           <wp:inline xmlns:a="http://schemas.openxmlformats.org/drawingml/2006/main" xmlns:pic="http://schemas.openxmlformats.org/drawingml/2006/picture">
-            <wp:extent cx="5023488" cy="5724000"/>
+            <wp:extent cx="4989525" cy="5724000"/>
             <wp:docPr id="1" name="Picture 1"/>
             <wp:cNvGraphicFramePr>
               <a:graphicFrameLocks noChangeAspect="1"/>
@@ -199,7 +199,7 @@
                   <pic:spPr>
                     <a:xfrm>
                       <a:off x="0" y="0"/>
-                      <a:ext cx="5023488" cy="5724000"/>
+                      <a:ext cx="4989525" cy="5724000"/>
                     </a:xfrm>
                     <a:prstGeom prst="rect"/>
                   </pic:spPr>
@@ -221,7 +221,7 @@
     </w:p>
     <w:p>
       <w:r>
-        <w:t>I och inom 25 meter från samrådsanmälan finns fynd av 46 naturvårdsarter, varav 23 är rödlistade, 12 är fridlysta, 25 är typiska (T) och 13 är signalarter (S): garnlav (VU, T), skrovlig taggsvamp (VU), blå taggsvamp (NT, T), dofttaggsvamp (NT, T), dropptaggsvamp (NT, T), enkelbeckasin (NT, §4), fjällig taggsvamp s.str. (NT), kandelabersvamp (NT, T), kattfotslav (NT, T), kortskaftad ärgspik (NT), motaggsvamp (NT, T), orange taggsvamp (NT, T), Phellodon aquiloniniger (NT), reliktbock (NT, T), skarp dropptaggsvamp (NT), svartvit taggsvamp (NT), tallticka (NT, T), talltita (NT, §4), tjockfotad fingersvamp (NT), ullticka (NT, T), vedskivlav (NT, T), vintertagging (NT), vitplätt (NT), björksplintborre (S), blomkålssvamp (S), blåmossa (S, T), bronshjon (S, T), flagellkvastmossa (S, T), granbarkgnagare (S, T), grovticka (S, T), grön sköldmossa (S, T, §8), grönpyrola (S, T), mindre märgborre (S, T), rödgul trumpetsvamp (S), skogshakmossa (S, T), vedticka (S, T), linnea (T), spillkråka (T, §4), tjäder (T, §4), fiskgjuse (§4), havsörn (§4), kungsfågel (§4), huggorm (§6), kopparödla (§6), fläcknycklar (§8) och revlummer (§9). Se Figur 1.</w:t>
+        <w:t>I och inom 25 meter från samrådsanmälan finns fynd av 49 naturvårdsarter, varav 24 är rödlistade, 13 är fridlysta, 26 är typiska (T) och 14 är signalarter (S): garnlav (VU, T), skrovlig taggsvamp (VU), blå taggsvamp (NT, T), dofttaggsvamp (NT, T), dropptaggsvamp (NT, T), enkelbeckasin (NT, §4), fjällig taggsvamp s.str. (NT), grönhjon (NT), kandelabersvamp (NT, T), kattfotslav (NT, T), kortskaftad ärgspik (NT), motaggsvamp (NT, T), orange taggsvamp (NT, T), Phellodon aquiloniniger (NT), reliktbock (NT, T), skarp dropptaggsvamp (NT), svartvit taggsvamp (NT), tallticka (NT, T), talltita (NT, §4), tjockfotad fingersvamp (NT), ullticka (NT, T), vedskivlav (NT, T), vintertagging (NT), vitplätt (NT), björksplintborre (S), blomkålssvamp (S), blåmossa (S, T), bronshjon (S, T), flagellkvastmossa (S, T), granbarkgnagare (S, T), grovticka (S, T), grön sköldmossa (S, T, §8), grönpyrola (S, T), mindre märgborre (S, T), rödgul trumpetsvamp (S), skogshakmossa (S, T), vedticka (S, T), vågbandad barkbock (S), linnea (T), spillkråka (T, §4), tjäder (T, §4), tofsmes (T, §4), fiskgjuse (§4), havsörn (§4), kungsfågel (§4), huggorm (§6), kopparödla (§6), fläcknycklar (§8) och revlummer (§9). Se Figur 1.</w:t>
       </w:r>
     </w:p>
     <w:p>
@@ -363,6 +363,17 @@
         <w:rPr>
           <w:b/>
         </w:rPr>
+        <w:t>Grönhjon (NT)</w:t>
+      </w:r>
+      <w:r>
+        <w:t xml:space="preserve"> är en skalbagge vars larvutveckling framför allt sker i grovbarkiga grenar (minst 3–5 cm tjocka) på gamla granar, men även i klena stamdelar av barrträd, främst gran, i mindre omfattning tall. Arten är knuten till gamla och gärna glesa granskogar där det finns långsamväxande träd med välutvecklat grenverk. Larverna lever i den skrovliga barken och gör en flera cm bred platt gång som mest liknar en rund håla och är tydligt nedsänkt i vedytan. I kanten av eller mitt på gången finner man en 5 mm bred, oval gång in i grenens ved där arten gör sin puppkammare. Insekten kläcks sedan ut genom samma gång. Främsta hotet är att gamla granar med grova grenar försvinner genom skogsbruk. Äldre granbestånd bör sparas så långt det är möjligt, och inte gallras eller slutavverkas (SLU Artdatabanken, 2024).</w:t>
+      </w:r>
+    </w:p>
+    <w:p>
+      <w:r>
+        <w:rPr>
+          <w:b/>
+        </w:rPr>
         <w:t>Kandelabersvamp (NT)</w:t>
       </w:r>
       <w:r>
@@ -968,6 +979,17 @@
         <w:rPr>
           <w:b/>
         </w:rPr>
+        <w:t xml:space="preserve">Vågbandad barkbock </w:t>
+      </w:r>
+      <w:r>
+        <w:t>är en långhorning vars larvutveckling sker under bark på nyligen döda stående barrträd, främst gran, mer undantagsvis på tall. Främst i stående träd, särskilt gamla, långsamvuxna granar med grov bark, även i grövre grenar, stubbar eller vindfällen. Arten är starkt knuten till naturskogsliknande granskogar, och gynnas av extrema torrsomrar som försvagar träden. Arten påverkas negativt av brist på kontinuitetsskog och en minskning av populationen pågår eller förväntas ske (SLU Artdatabanken, 2025).</w:t>
+      </w:r>
+    </w:p>
+    <w:p>
+      <w:r>
+        <w:rPr>
+          <w:b/>
+        </w:rPr>
         <w:t xml:space="preserve">Linnea </w:t>
       </w:r>
       <w:r>
@@ -1039,6 +1061,26 @@
       </w:r>
       <w:r>
         <w:t>. Tjädern är en utpräglad skogsfågel knuten till större sammanhängande barrskogsområden. Tupparna och hönorna utnyttjar till viss del olika miljöer, och habitatvalet varierar dessutom mellan olika delar av året. För att det ska finnas livskraftiga tjäderbestånd krävs funktionella skogslandskap med en blandning av uppvuxen, gles och luckig skog, täta sumpskogar, myrar och andra små våtmarker. Arten försvinner när skogen fragmenteras och den sammanlagda arealen hyggen och andra öppna områden blir för stor. Ett småskaligt och försiktigt virkesuttag genom hyggesfria metoder kan i vissa fall vara möjligt i området inom 200 m från lekcentrum. Längre ut från lekcentrum, inom 200–500 m bör den avverkade ytan inte överskrida 1 hektar för att undvika alltför stora och snabba förändringar (Skogsstyrelsen, 2019; SLU Artdatabanken, 2024).</w:t>
+      </w:r>
+    </w:p>
+    <w:p>
+      <w:r>
+        <w:rPr>
+          <w:b/>
+        </w:rPr>
+        <w:t>Tofsmes (§4)</w:t>
+      </w:r>
+      <w:r>
+        <w:t xml:space="preserve"> häckar i barr- och blandskog, främst i tallskog. Tofsmes är typisk art för </w:t>
+      </w:r>
+      <w:r>
+        <w:rPr>
+          <w:i/>
+        </w:rPr>
+        <w:t xml:space="preserve">9010 Taiga </w:t>
+      </w:r>
+      <w:r>
+        <w:t>(SLU Artdatabanken, 2025).</w:t>
       </w:r>
     </w:p>
     <w:p>
@@ -1177,7 +1219,7 @@
         <w:rPr>
           <w:i/>
         </w:rPr>
-        <w:t>I det samrådsanmälda skogsområdet har 36 rödlistade arter och signalarter påträffats. Detta ska jämföras med Skogsstyrelsens uppföljning 2017 av nyckelbiotoper som visade att man i genomsnitt hittar 20,6 olika rödlistade arter och signalarter i en nyckelbiotop (Wijk, S. 2017. Biologisk mångfald i nyckelbiotoper – Resultat från inventeringen “Uppföljning biologisk mångfald” 2009–2015. Rapport 4/2017 Skogsstyrelsen, Jönköping).</w:t>
+        <w:t>I det samrådsanmälda skogsområdet har 38 rödlistade arter och signalarter påträffats. Detta ska jämföras med Skogsstyrelsens uppföljning 2017 av nyckelbiotoper som visade att man i genomsnitt hittar 20,6 olika rödlistade arter och signalarter i en nyckelbiotop (Wijk, S. 2017. Biologisk mångfald i nyckelbiotoper – Resultat från inventeringen “Uppföljning biologisk mångfald” 2009–2015. Rapport 4/2017 Skogsstyrelsen, Jönköping).</w:t>
       </w:r>
     </w:p>
     <w:p>
@@ -1206,7 +1248,7 @@
         <w:rPr>
           <w:i/>
         </w:rPr>
-        <w:t>I det samrådsanmälda skogsområdet har 46 naturvårdsarter varav 23 rödlistade arter sina livsmiljöer och växtplatser.</w:t>
+        <w:t>I det samrådsanmälda skogsområdet har 49 naturvårdsarter varav 24 rödlistade arter sina livsmiljöer och växtplatser.</w:t>
       </w:r>
     </w:p>
     <w:p>
@@ -2244,7 +2286,7 @@
     <w:r>
       <w:tab/>
       <w:tab/>
-      <w:t>2026-09-21</w:t>
+      <w:t>2026-09-23</w:t>
       <w:br/>
       <w:br/>
     </w:r>

--- a/klagomål/S 1160-2024 FSC-klagomål.docx
+++ b/klagomål/S 1160-2024 FSC-klagomål.docx
@@ -178,7 +178,7 @@
       <w:r>
         <w:drawing>
           <wp:inline xmlns:a="http://schemas.openxmlformats.org/drawingml/2006/main" xmlns:pic="http://schemas.openxmlformats.org/drawingml/2006/picture">
-            <wp:extent cx="4989525" cy="5724000"/>
+            <wp:extent cx="4986702" cy="5724000"/>
             <wp:docPr id="1" name="Picture 1"/>
             <wp:cNvGraphicFramePr>
               <a:graphicFrameLocks noChangeAspect="1"/>
@@ -199,7 +199,7 @@
                   <pic:spPr>
                     <a:xfrm>
                       <a:off x="0" y="0"/>
-                      <a:ext cx="4989525" cy="5724000"/>
+                      <a:ext cx="4986702" cy="5724000"/>
                     </a:xfrm>
                     <a:prstGeom prst="rect"/>
                   </pic:spPr>
@@ -221,7 +221,7 @@
     </w:p>
     <w:p>
       <w:r>
-        <w:t>I och inom 25 meter från samrådsanmälan finns fynd av 49 naturvårdsarter, varav 24 är rödlistade, 13 är fridlysta, 26 är typiska (T) och 14 är signalarter (S): garnlav (VU, T), skrovlig taggsvamp (VU), blå taggsvamp (NT, T), dofttaggsvamp (NT, T), dropptaggsvamp (NT, T), enkelbeckasin (NT, §4), fjällig taggsvamp s.str. (NT), grönhjon (NT), kandelabersvamp (NT, T), kattfotslav (NT, T), kortskaftad ärgspik (NT), motaggsvamp (NT, T), orange taggsvamp (NT, T), Phellodon aquiloniniger (NT), reliktbock (NT, T), skarp dropptaggsvamp (NT), svartvit taggsvamp (NT), tallticka (NT, T), talltita (NT, §4), tjockfotad fingersvamp (NT), ullticka (NT, T), vedskivlav (NT, T), vintertagging (NT), vitplätt (NT), björksplintborre (S), blomkålssvamp (S), blåmossa (S, T), bronshjon (S, T), flagellkvastmossa (S, T), granbarkgnagare (S, T), grovticka (S, T), grön sköldmossa (S, T, §8), grönpyrola (S, T), mindre märgborre (S, T), rödgul trumpetsvamp (S), skogshakmossa (S, T), vedticka (S, T), vågbandad barkbock (S), linnea (T), spillkråka (T, §4), tjäder (T, §4), tofsmes (T, §4), fiskgjuse (§4), havsörn (§4), kungsfågel (§4), huggorm (§6), kopparödla (§6), fläcknycklar (§8) och revlummer (§9). Se Figur 1.</w:t>
+        <w:t>I och inom 25 meter från samrådsanmälan finns fynd av 50 naturvårdsarter, varav 24 är rödlistade, 13 är fridlysta, 26 är typiska (T) och 15 är signalarter (S): garnlav (VU, T), skrovlig taggsvamp (VU), blå taggsvamp (NT, T), dofttaggsvamp (NT, T), dropptaggsvamp (NT, T), enkelbeckasin (NT, §4), fjällig taggsvamp s.str. (NT), grönhjon (NT), kandelabersvamp (NT, T), kattfotslav (NT, T), kortskaftad ärgspik (NT), motaggsvamp (NT, T), orange taggsvamp (NT, T), Phellodon aquiloniniger (NT), reliktbock (NT, T), skarp dropptaggsvamp (NT), svartvit taggsvamp (NT), tallticka (NT, T), talltita (NT, §4), tjockfotad fingersvamp (NT), ullticka (NT, T), vedskivlav (NT, T), vintertagging (NT), vitplätt (NT), björksplintborre (S), blomkålssvamp (S), blåmossa (S, T), bronshjon (S, T), flagellkvastmossa (S, T), granbarkgnagare (S, T), grovticka (S, T), grön sköldmossa (S, T, §8), grönpyrola (S, T), mindre märgborre (S, T), rödgul trumpetsvamp (S), skogshakmossa (S, T), thomsons trägnagare (S), vedticka (S, T), vågbandad barkbock (S), linnea (T), spillkråka (T, §4), tjäder (T, §4), tofsmes (T, §4), fiskgjuse (§4), havsörn (§4), kungsfågel (§4), huggorm (§6), kopparödla (§6), fläcknycklar (§8) och revlummer (§9). Se Figur 1.</w:t>
       </w:r>
     </w:p>
     <w:p>
@@ -1219,7 +1219,7 @@
         <w:rPr>
           <w:i/>
         </w:rPr>
-        <w:t>I det samrådsanmälda skogsområdet har 38 rödlistade arter och signalarter påträffats. Detta ska jämföras med Skogsstyrelsens uppföljning 2017 av nyckelbiotoper som visade att man i genomsnitt hittar 20,6 olika rödlistade arter och signalarter i en nyckelbiotop (Wijk, S. 2017. Biologisk mångfald i nyckelbiotoper – Resultat från inventeringen “Uppföljning biologisk mångfald” 2009–2015. Rapport 4/2017 Skogsstyrelsen, Jönköping).</w:t>
+        <w:t>I det samrådsanmälda skogsområdet har 39 rödlistade arter och signalarter påträffats. Detta ska jämföras med Skogsstyrelsens uppföljning 2017 av nyckelbiotoper som visade att man i genomsnitt hittar 20,6 olika rödlistade arter och signalarter i en nyckelbiotop (Wijk, S. 2017. Biologisk mångfald i nyckelbiotoper – Resultat från inventeringen “Uppföljning biologisk mångfald” 2009–2015. Rapport 4/2017 Skogsstyrelsen, Jönköping).</w:t>
       </w:r>
     </w:p>
     <w:p>
@@ -1248,7 +1248,7 @@
         <w:rPr>
           <w:i/>
         </w:rPr>
-        <w:t>I det samrådsanmälda skogsområdet har 49 naturvårdsarter varav 24 rödlistade arter sina livsmiljöer och växtplatser.</w:t>
+        <w:t>I det samrådsanmälda skogsområdet har 50 naturvårdsarter varav 24 rödlistade arter sina livsmiljöer och växtplatser.</w:t>
       </w:r>
     </w:p>
     <w:p>
@@ -2286,7 +2286,7 @@
     <w:r>
       <w:tab/>
       <w:tab/>
-      <w:t>2026-09-23</w:t>
+      <w:t>2026-09-24</w:t>
       <w:br/>
       <w:br/>
     </w:r>

--- a/klagomål/S 1160-2024 FSC-klagomål.docx
+++ b/klagomål/S 1160-2024 FSC-klagomål.docx
@@ -2286,7 +2286,7 @@
     <w:r>
       <w:tab/>
       <w:tab/>
-      <w:t>2026-09-24</w:t>
+      <w:t>2026-09-25</w:t>
       <w:br/>
       <w:br/>
     </w:r>

--- a/klagomål/S 1160-2024 FSC-klagomål.docx
+++ b/klagomål/S 1160-2024 FSC-klagomål.docx
@@ -2286,7 +2286,7 @@
     <w:r>
       <w:tab/>
       <w:tab/>
-      <w:t>2026-09-25</w:t>
+      <w:t>2026-09-26</w:t>
       <w:br/>
       <w:br/>
     </w:r>

--- a/klagomål/S 1160-2024 FSC-klagomål.docx
+++ b/klagomål/S 1160-2024 FSC-klagomål.docx
@@ -2286,7 +2286,7 @@
     <w:r>
       <w:tab/>
       <w:tab/>
-      <w:t>2026-09-26</w:t>
+      <w:t>2026-09-27</w:t>
       <w:br/>
       <w:br/>
     </w:r>

--- a/klagomål/S 1160-2024 FSC-klagomål.docx
+++ b/klagomål/S 1160-2024 FSC-klagomål.docx
@@ -2286,7 +2286,7 @@
     <w:r>
       <w:tab/>
       <w:tab/>
-      <w:t>2026-09-27</w:t>
+      <w:t>2026-09-28</w:t>
       <w:br/>
       <w:br/>
     </w:r>

--- a/klagomål/S 1160-2024 FSC-klagomål.docx
+++ b/klagomål/S 1160-2024 FSC-klagomål.docx
@@ -2286,7 +2286,7 @@
     <w:r>
       <w:tab/>
       <w:tab/>
-      <w:t>2026-09-28</w:t>
+      <w:t>2026-09-29</w:t>
       <w:br/>
       <w:br/>
     </w:r>

--- a/klagomål/S 1160-2024 FSC-klagomål.docx
+++ b/klagomål/S 1160-2024 FSC-klagomål.docx
@@ -2286,7 +2286,7 @@
     <w:r>
       <w:tab/>
       <w:tab/>
-      <w:t>2026-09-29</w:t>
+      <w:t>2026-09-30</w:t>
       <w:br/>
       <w:br/>
     </w:r>

--- a/klagomål/S 1160-2024 FSC-klagomål.docx
+++ b/klagomål/S 1160-2024 FSC-klagomål.docx
@@ -2286,7 +2286,7 @@
     <w:r>
       <w:tab/>
       <w:tab/>
-      <w:t>2026-09-30</w:t>
+      <w:t>2026-10-01</w:t>
       <w:br/>
       <w:br/>
     </w:r>

--- a/klagomål/S 1160-2024 FSC-klagomål.docx
+++ b/klagomål/S 1160-2024 FSC-klagomål.docx
@@ -2286,7 +2286,7 @@
     <w:r>
       <w:tab/>
       <w:tab/>
-      <w:t>2026-10-01</w:t>
+      <w:t>2026-10-02</w:t>
       <w:br/>
       <w:br/>
     </w:r>

--- a/klagomål/S 1160-2024 FSC-klagomål.docx
+++ b/klagomål/S 1160-2024 FSC-klagomål.docx
@@ -2286,7 +2286,7 @@
     <w:r>
       <w:tab/>
       <w:tab/>
-      <w:t>2026-10-02</w:t>
+      <w:t>2026-10-03</w:t>
       <w:br/>
       <w:br/>
     </w:r>

--- a/klagomål/S 1160-2024 FSC-klagomål.docx
+++ b/klagomål/S 1160-2024 FSC-klagomål.docx
@@ -2286,7 +2286,7 @@
     <w:r>
       <w:tab/>
       <w:tab/>
-      <w:t>2026-10-03</w:t>
+      <w:t>2026-10-04</w:t>
       <w:br/>
       <w:br/>
     </w:r>

--- a/klagomål/S 1160-2024 FSC-klagomål.docx
+++ b/klagomål/S 1160-2024 FSC-klagomål.docx
@@ -2286,7 +2286,7 @@
     <w:r>
       <w:tab/>
       <w:tab/>
-      <w:t>2026-10-04</w:t>
+      <w:t>2026-10-05</w:t>
       <w:br/>
       <w:br/>
     </w:r>

--- a/klagomål/S 1160-2024 FSC-klagomål.docx
+++ b/klagomål/S 1160-2024 FSC-klagomål.docx
@@ -2286,7 +2286,7 @@
     <w:r>
       <w:tab/>
       <w:tab/>
-      <w:t>2026-10-05</w:t>
+      <w:t>2026-10-06</w:t>
       <w:br/>
       <w:br/>
     </w:r>

--- a/klagomål/S 1160-2024 FSC-klagomål.docx
+++ b/klagomål/S 1160-2024 FSC-klagomål.docx
@@ -2286,7 +2286,7 @@
     <w:r>
       <w:tab/>
       <w:tab/>
-      <w:t>2026-10-06</w:t>
+      <w:t>2026-10-07</w:t>
       <w:br/>
       <w:br/>
     </w:r>

--- a/klagomål/S 1160-2024 FSC-klagomål.docx
+++ b/klagomål/S 1160-2024 FSC-klagomål.docx
@@ -2286,7 +2286,7 @@
     <w:r>
       <w:tab/>
       <w:tab/>
-      <w:t>2026-10-07</w:t>
+      <w:t>2026-10-08</w:t>
       <w:br/>
       <w:br/>
     </w:r>

--- a/klagomål/S 1160-2024 FSC-klagomål.docx
+++ b/klagomål/S 1160-2024 FSC-klagomål.docx
@@ -2286,7 +2286,7 @@
     <w:r>
       <w:tab/>
       <w:tab/>
-      <w:t>2026-10-08</w:t>
+      <w:t>2026-10-09</w:t>
       <w:br/>
       <w:br/>
     </w:r>

--- a/klagomål/S 1160-2024 FSC-klagomål.docx
+++ b/klagomål/S 1160-2024 FSC-klagomål.docx
@@ -2286,7 +2286,7 @@
     <w:r>
       <w:tab/>
       <w:tab/>
-      <w:t>2026-10-09</w:t>
+      <w:t>2026-10-10</w:t>
       <w:br/>
       <w:br/>
     </w:r>

--- a/klagomål/S 1160-2024 FSC-klagomål.docx
+++ b/klagomål/S 1160-2024 FSC-klagomål.docx
@@ -2286,7 +2286,7 @@
     <w:r>
       <w:tab/>
       <w:tab/>
-      <w:t>2026-10-10</w:t>
+      <w:t>2026-10-11</w:t>
       <w:br/>
       <w:br/>
     </w:r>

--- a/klagomål/S 1160-2024 FSC-klagomål.docx
+++ b/klagomål/S 1160-2024 FSC-klagomål.docx
@@ -2286,7 +2286,7 @@
     <w:r>
       <w:tab/>
       <w:tab/>
-      <w:t>2026-10-11</w:t>
+      <w:t>2026-10-12</w:t>
       <w:br/>
       <w:br/>
     </w:r>

--- a/klagomål/S 1160-2024 FSC-klagomål.docx
+++ b/klagomål/S 1160-2024 FSC-klagomål.docx
@@ -2286,7 +2286,7 @@
     <w:r>
       <w:tab/>
       <w:tab/>
-      <w:t>2026-10-12</w:t>
+      <w:t>2026-10-13</w:t>
       <w:br/>
       <w:br/>
     </w:r>

--- a/klagomål/S 1160-2024 FSC-klagomål.docx
+++ b/klagomål/S 1160-2024 FSC-klagomål.docx
@@ -2286,7 +2286,7 @@
     <w:r>
       <w:tab/>
       <w:tab/>
-      <w:t>2026-10-13</w:t>
+      <w:t>2026-10-14</w:t>
       <w:br/>
       <w:br/>
     </w:r>

--- a/klagomål/S 1160-2024 FSC-klagomål.docx
+++ b/klagomål/S 1160-2024 FSC-klagomål.docx
@@ -2286,7 +2286,7 @@
     <w:r>
       <w:tab/>
       <w:tab/>
-      <w:t>2026-10-14</w:t>
+      <w:t>2026-10-15</w:t>
       <w:br/>
       <w:br/>
     </w:r>

--- a/klagomål/S 1160-2024 FSC-klagomål.docx
+++ b/klagomål/S 1160-2024 FSC-klagomål.docx
@@ -2286,7 +2286,7 @@
     <w:r>
       <w:tab/>
       <w:tab/>
-      <w:t>2026-10-15</w:t>
+      <w:t>2026-10-16</w:t>
       <w:br/>
       <w:br/>
     </w:r>

--- a/klagomål/S 1160-2024 FSC-klagomål.docx
+++ b/klagomål/S 1160-2024 FSC-klagomål.docx
@@ -2286,7 +2286,7 @@
     <w:r>
       <w:tab/>
       <w:tab/>
-      <w:t>2026-10-16</w:t>
+      <w:t>2026-10-17</w:t>
       <w:br/>
       <w:br/>
     </w:r>

--- a/klagomål/S 1160-2024 FSC-klagomål.docx
+++ b/klagomål/S 1160-2024 FSC-klagomål.docx
@@ -2286,7 +2286,7 @@
     <w:r>
       <w:tab/>
       <w:tab/>
-      <w:t>2026-10-17</w:t>
+      <w:t>2026-10-18</w:t>
       <w:br/>
       <w:br/>
     </w:r>

--- a/klagomål/S 1160-2024 FSC-klagomål.docx
+++ b/klagomål/S 1160-2024 FSC-klagomål.docx
@@ -2286,7 +2286,7 @@
     <w:r>
       <w:tab/>
       <w:tab/>
-      <w:t>2026-10-18</w:t>
+      <w:t>2026-10-19</w:t>
       <w:br/>
       <w:br/>
     </w:r>

--- a/klagomål/S 1160-2024 FSC-klagomål.docx
+++ b/klagomål/S 1160-2024 FSC-klagomål.docx
@@ -2286,7 +2286,7 @@
     <w:r>
       <w:tab/>
       <w:tab/>
-      <w:t>2026-10-19</w:t>
+      <w:t>2026-10-20</w:t>
       <w:br/>
       <w:br/>
     </w:r>

--- a/klagomål/S 1160-2024 FSC-klagomål.docx
+++ b/klagomål/S 1160-2024 FSC-klagomål.docx
@@ -2286,7 +2286,7 @@
     <w:r>
       <w:tab/>
       <w:tab/>
-      <w:t>2026-10-20</w:t>
+      <w:t>2026-10-21</w:t>
       <w:br/>
       <w:br/>
     </w:r>

--- a/klagomål/S 1160-2024 FSC-klagomål.docx
+++ b/klagomål/S 1160-2024 FSC-klagomål.docx
@@ -2286,7 +2286,7 @@
     <w:r>
       <w:tab/>
       <w:tab/>
-      <w:t>2026-10-21</w:t>
+      <w:t>2026-10-22</w:t>
       <w:br/>
       <w:br/>
     </w:r>

--- a/klagomål/S 1160-2024 FSC-klagomål.docx
+++ b/klagomål/S 1160-2024 FSC-klagomål.docx
@@ -2286,7 +2286,7 @@
     <w:r>
       <w:tab/>
       <w:tab/>
-      <w:t>2026-10-22</w:t>
+      <w:t>2026-10-23</w:t>
       <w:br/>
       <w:br/>
     </w:r>

--- a/klagomål/S 1160-2024 FSC-klagomål.docx
+++ b/klagomål/S 1160-2024 FSC-klagomål.docx
@@ -2286,7 +2286,7 @@
     <w:r>
       <w:tab/>
       <w:tab/>
-      <w:t>2026-10-23</w:t>
+      <w:t>2026-10-24</w:t>
       <w:br/>
       <w:br/>
     </w:r>

--- a/klagomål/S 1160-2024 FSC-klagomål.docx
+++ b/klagomål/S 1160-2024 FSC-klagomål.docx
@@ -2286,7 +2286,7 @@
     <w:r>
       <w:tab/>
       <w:tab/>
-      <w:t>2026-10-24</w:t>
+      <w:t>2026-10-25</w:t>
       <w:br/>
       <w:br/>
     </w:r>

--- a/klagomål/S 1160-2024 FSC-klagomål.docx
+++ b/klagomål/S 1160-2024 FSC-klagomål.docx
@@ -2286,7 +2286,7 @@
     <w:r>
       <w:tab/>
       <w:tab/>
-      <w:t>2026-10-25</w:t>
+      <w:t>2026-10-26</w:t>
       <w:br/>
       <w:br/>
     </w:r>

--- a/klagomål/S 1160-2024 FSC-klagomål.docx
+++ b/klagomål/S 1160-2024 FSC-klagomål.docx
@@ -2286,7 +2286,7 @@
     <w:r>
       <w:tab/>
       <w:tab/>
-      <w:t>2026-10-26</w:t>
+      <w:t>2026-10-27</w:t>
       <w:br/>
       <w:br/>
     </w:r>

--- a/klagomål/S 1160-2024 FSC-klagomål.docx
+++ b/klagomål/S 1160-2024 FSC-klagomål.docx
@@ -2286,7 +2286,7 @@
     <w:r>
       <w:tab/>
       <w:tab/>
-      <w:t>2026-10-27</w:t>
+      <w:t>2026-10-28</w:t>
       <w:br/>
       <w:br/>
     </w:r>

--- a/klagomål/S 1160-2024 FSC-klagomål.docx
+++ b/klagomål/S 1160-2024 FSC-klagomål.docx
@@ -2286,7 +2286,7 @@
     <w:r>
       <w:tab/>
       <w:tab/>
-      <w:t>2026-10-28</w:t>
+      <w:t>2026-10-29</w:t>
       <w:br/>
       <w:br/>
     </w:r>

--- a/klagomål/S 1160-2024 FSC-klagomål.docx
+++ b/klagomål/S 1160-2024 FSC-klagomål.docx
@@ -2286,7 +2286,7 @@
     <w:r>
       <w:tab/>
       <w:tab/>
-      <w:t>2026-10-29</w:t>
+      <w:t>2026-10-31</w:t>
       <w:br/>
       <w:br/>
     </w:r>
